--- a/spm/file/软件项目管理进度表.docx
+++ b/spm/file/软件项目管理进度表.docx
@@ -2194,7 +2194,14 @@
                 <w:rFonts w:hint="eastAsia"/>
                 <w:szCs w:val="21"/>
               </w:rPr>
-              <w:t>项目计划</w:t>
+              <w:t>范围</w:t>
+            </w:r>
+            <w:r>
+              <w:rPr>
+                <w:rFonts w:hint="eastAsia"/>
+                <w:szCs w:val="21"/>
+              </w:rPr>
+              <w:t>计划</w:t>
             </w:r>
           </w:p>
         </w:tc>
@@ -2387,7 +2394,14 @@
                 <w:rFonts w:hint="eastAsia"/>
                 <w:szCs w:val="21"/>
               </w:rPr>
-              <w:t>项目计划</w:t>
+              <w:t>范围</w:t>
+            </w:r>
+            <w:r>
+              <w:rPr>
+                <w:rFonts w:hint="eastAsia"/>
+                <w:szCs w:val="21"/>
+              </w:rPr>
+              <w:t>计划</w:t>
             </w:r>
           </w:p>
         </w:tc>
@@ -2580,7 +2594,14 @@
                 <w:rFonts w:hint="eastAsia"/>
                 <w:szCs w:val="21"/>
               </w:rPr>
-              <w:t>项目成本</w:t>
+              <w:t>成本</w:t>
+            </w:r>
+            <w:r>
+              <w:rPr>
+                <w:rFonts w:hint="eastAsia"/>
+                <w:szCs w:val="21"/>
+              </w:rPr>
+              <w:t>计划</w:t>
             </w:r>
           </w:p>
         </w:tc>
@@ -2773,7 +2794,7 @@
                 <w:rFonts w:hint="eastAsia"/>
                 <w:szCs w:val="21"/>
               </w:rPr>
-              <w:t>项目质量</w:t>
+              <w:t>进度计划</w:t>
             </w:r>
           </w:p>
         </w:tc>
@@ -2969,7 +2990,7 @@
                 <w:rFonts w:hint="eastAsia"/>
                 <w:szCs w:val="21"/>
               </w:rPr>
-              <w:t>项目配置</w:t>
+              <w:t>质量计划</w:t>
             </w:r>
           </w:p>
         </w:tc>
@@ -3168,7 +3189,7 @@
                 <w:rFonts w:hint="eastAsia"/>
                 <w:szCs w:val="21"/>
               </w:rPr>
-              <w:t>项目团队</w:t>
+              <w:t>配置计划</w:t>
             </w:r>
           </w:p>
         </w:tc>
@@ -3370,7 +3391,7 @@
                 <w:rFonts w:hint="eastAsia"/>
                 <w:szCs w:val="21"/>
               </w:rPr>
-              <w:t>项目风险</w:t>
+              <w:t>团队计划</w:t>
             </w:r>
           </w:p>
         </w:tc>
@@ -3577,7 +3598,7 @@
                 <w:rFonts w:hint="eastAsia"/>
                 <w:szCs w:val="21"/>
               </w:rPr>
-              <w:t>项目合同</w:t>
+              <w:t>风险计划</w:t>
             </w:r>
           </w:p>
         </w:tc>
@@ -3784,7 +3805,7 @@
                 <w:rFonts w:hint="eastAsia"/>
                 <w:szCs w:val="21"/>
               </w:rPr>
-              <w:t>项目执行</w:t>
+              <w:t>合同计划</w:t>
             </w:r>
           </w:p>
         </w:tc>
@@ -3979,7 +4000,21 @@
                 <w:rFonts w:hint="eastAsia"/>
                 <w:szCs w:val="21"/>
               </w:rPr>
-              <w:t>第十章</w:t>
+              <w:t>第十</w:t>
+            </w:r>
+            <w:r>
+              <w:rPr>
+                <w:rFonts w:hint="eastAsia"/>
+                <w:szCs w:val="21"/>
+              </w:rPr>
+              <w:t>一</w:t>
+            </w:r>
+            <w:r>
+              <w:rPr>
+                <w:rFonts w:hint="eastAsia"/>
+                <w:szCs w:val="21"/>
+              </w:rPr>
+              <w:t>章</w:t>
             </w:r>
             <w:r>
               <w:rPr>
@@ -3993,7 +4028,14 @@
                 <w:rFonts w:hint="eastAsia"/>
                 <w:szCs w:val="21"/>
               </w:rPr>
-              <w:t>项目执行</w:t>
+              <w:t>执行</w:t>
+            </w:r>
+            <w:r>
+              <w:rPr>
+                <w:rFonts w:hint="eastAsia"/>
+                <w:szCs w:val="21"/>
+              </w:rPr>
+              <w:t>控制</w:t>
             </w:r>
           </w:p>
         </w:tc>
@@ -4188,7 +4230,21 @@
                 <w:rFonts w:hint="eastAsia"/>
                 <w:szCs w:val="21"/>
               </w:rPr>
-              <w:t>第十章</w:t>
+              <w:t>第十</w:t>
+            </w:r>
+            <w:r>
+              <w:rPr>
+                <w:rFonts w:hint="eastAsia"/>
+                <w:szCs w:val="21"/>
+              </w:rPr>
+              <w:t>一</w:t>
+            </w:r>
+            <w:r>
+              <w:rPr>
+                <w:rFonts w:hint="eastAsia"/>
+                <w:szCs w:val="21"/>
+              </w:rPr>
+              <w:t>章</w:t>
             </w:r>
             <w:r>
               <w:rPr>
@@ -4202,7 +4258,7 @@
                 <w:rFonts w:hint="eastAsia"/>
                 <w:szCs w:val="21"/>
               </w:rPr>
-              <w:t>项目执行</w:t>
+              <w:t>执行控制</w:t>
             </w:r>
           </w:p>
         </w:tc>
@@ -4398,7 +4454,21 @@
                 <w:rFonts w:hint="eastAsia"/>
                 <w:szCs w:val="21"/>
               </w:rPr>
-              <w:t>第十一章</w:t>
+              <w:t>第十</w:t>
+            </w:r>
+            <w:r>
+              <w:rPr>
+                <w:rFonts w:hint="eastAsia"/>
+                <w:szCs w:val="21"/>
+              </w:rPr>
+              <w:t>二</w:t>
+            </w:r>
+            <w:r>
+              <w:rPr>
+                <w:rFonts w:hint="eastAsia"/>
+                <w:szCs w:val="21"/>
+              </w:rPr>
+              <w:t>章</w:t>
             </w:r>
             <w:r>
               <w:rPr>
@@ -4600,7 +4670,6 @@
               <w:snapToGrid w:val="0"/>
               <w:jc w:val="left"/>
               <w:rPr>
-                <w:rFonts w:hint="eastAsia"/>
                 <w:szCs w:val="21"/>
               </w:rPr>
             </w:pPr>
@@ -5843,7 +5912,6 @@
               <w:adjustRightInd w:val="0"/>
               <w:snapToGrid w:val="0"/>
               <w:rPr>
-                <w:rFonts w:hint="eastAsia"/>
                 <w:szCs w:val="21"/>
               </w:rPr>
             </w:pPr>

--- a/spm/file/软件项目管理进度表.docx
+++ b/spm/file/软件项目管理进度表.docx
@@ -55,25 +55,7 @@
           <w:sz w:val="28"/>
           <w:szCs w:val="28"/>
         </w:rPr>
-        <w:t xml:space="preserve">2026 </w:t>
-      </w:r>
-      <w:proofErr w:type="gramStart"/>
-      <w:r>
-        <w:rPr>
-          <w:rFonts w:ascii="宋体" w:hAnsi="宋体" w:cs="宋体" w:hint="eastAsia"/>
-          <w:sz w:val="28"/>
-          <w:szCs w:val="28"/>
-        </w:rPr>
-        <w:t>学年第</w:t>
-      </w:r>
-      <w:proofErr w:type="gramEnd"/>
-      <w:r>
-        <w:rPr>
-          <w:rFonts w:ascii="宋体" w:hAnsi="宋体" w:cs="宋体" w:hint="eastAsia"/>
-          <w:sz w:val="28"/>
-          <w:szCs w:val="28"/>
-        </w:rPr>
-        <w:t xml:space="preserve"> </w:t>
+        <w:t xml:space="preserve">2026 学年第 </w:t>
       </w:r>
       <w:r>
         <w:rPr>
@@ -198,9 +180,6 @@
             <w:pPr>
               <w:spacing w:line="360" w:lineRule="auto"/>
               <w:jc w:val="distribute"/>
-              <w:rPr>
-                <w:rFonts w:hint="eastAsia"/>
-              </w:rPr>
             </w:pPr>
             <w:r>
               <w:rPr>
@@ -219,9 +198,6 @@
           <w:p>
             <w:pPr>
               <w:spacing w:line="360" w:lineRule="auto"/>
-              <w:rPr>
-                <w:rFonts w:hint="eastAsia"/>
-              </w:rPr>
             </w:pPr>
             <w:r>
               <w:rPr>
@@ -240,9 +216,6 @@
             <w:pPr>
               <w:spacing w:line="360" w:lineRule="auto"/>
               <w:jc w:val="distribute"/>
-              <w:rPr>
-                <w:rFonts w:hint="eastAsia"/>
-              </w:rPr>
             </w:pPr>
             <w:r>
               <w:rPr>
@@ -261,9 +234,6 @@
           <w:p>
             <w:pPr>
               <w:spacing w:line="360" w:lineRule="auto"/>
-              <w:rPr>
-                <w:rFonts w:hint="eastAsia"/>
-              </w:rPr>
             </w:pPr>
             <w:r>
               <w:rPr>
@@ -289,9 +259,6 @@
             <w:pPr>
               <w:spacing w:line="360" w:lineRule="auto"/>
               <w:jc w:val="distribute"/>
-              <w:rPr>
-                <w:rFonts w:hint="eastAsia"/>
-              </w:rPr>
             </w:pPr>
             <w:r>
               <w:rPr>
@@ -311,9 +278,6 @@
           <w:p>
             <w:pPr>
               <w:spacing w:line="360" w:lineRule="auto"/>
-              <w:rPr>
-                <w:rFonts w:hint="eastAsia"/>
-              </w:rPr>
             </w:pPr>
             <w:r>
               <w:rPr>
@@ -332,9 +296,6 @@
             <w:pPr>
               <w:spacing w:line="360" w:lineRule="auto"/>
               <w:jc w:val="distribute"/>
-              <w:rPr>
-                <w:rFonts w:hint="eastAsia"/>
-              </w:rPr>
             </w:pPr>
             <w:r>
               <w:rPr>
@@ -353,15 +314,18 @@
           <w:p>
             <w:pPr>
               <w:spacing w:line="360" w:lineRule="auto"/>
-              <w:rPr>
-                <w:rFonts w:hint="eastAsia"/>
-              </w:rPr>
-            </w:pPr>
-            <w:r>
-              <w:rPr>
-                <w:rFonts w:hint="eastAsia"/>
-              </w:rPr>
-              <w:t>24</w:t>
+            </w:pPr>
+            <w:r>
+              <w:rPr>
+                <w:rFonts w:hint="eastAsia"/>
+              </w:rPr>
+              <w:t>2</w:t>
+            </w:r>
+            <w:r>
+              <w:rPr>
+                <w:rFonts w:hint="eastAsia"/>
+              </w:rPr>
+              <w:t>3</w:t>
             </w:r>
             <w:r>
               <w:rPr>
@@ -397,9 +361,6 @@
           <w:p>
             <w:pPr>
               <w:spacing w:line="360" w:lineRule="auto"/>
-              <w:rPr>
-                <w:rFonts w:hint="eastAsia"/>
-              </w:rPr>
             </w:pPr>
             <w:r>
               <w:rPr>
@@ -417,9 +378,6 @@
           <w:p>
             <w:pPr>
               <w:spacing w:line="360" w:lineRule="auto"/>
-              <w:rPr>
-                <w:rFonts w:hint="eastAsia"/>
-              </w:rPr>
             </w:pPr>
             <w:r>
               <w:rPr>
@@ -445,9 +403,6 @@
             <w:pPr>
               <w:spacing w:line="360" w:lineRule="auto"/>
               <w:jc w:val="distribute"/>
-              <w:rPr>
-                <w:rFonts w:hint="eastAsia"/>
-              </w:rPr>
             </w:pPr>
           </w:p>
         </w:tc>
@@ -461,9 +416,6 @@
           <w:p>
             <w:pPr>
               <w:spacing w:line="360" w:lineRule="auto"/>
-              <w:rPr>
-                <w:rFonts w:hint="eastAsia"/>
-              </w:rPr>
             </w:pPr>
           </w:p>
         </w:tc>
@@ -476,9 +428,6 @@
             <w:pPr>
               <w:spacing w:line="360" w:lineRule="auto"/>
               <w:jc w:val="distribute"/>
-              <w:rPr>
-                <w:rFonts w:hint="eastAsia"/>
-              </w:rPr>
             </w:pPr>
             <w:r>
               <w:rPr>
@@ -497,9 +446,6 @@
           <w:p>
             <w:pPr>
               <w:spacing w:line="360" w:lineRule="auto"/>
-              <w:rPr>
-                <w:rFonts w:hint="eastAsia"/>
-              </w:rPr>
             </w:pPr>
             <w:r>
               <w:rPr>
@@ -548,9 +494,6 @@
             <w:pPr>
               <w:spacing w:line="360" w:lineRule="auto"/>
               <w:jc w:val="distribute"/>
-              <w:rPr>
-                <w:rFonts w:hint="eastAsia"/>
-              </w:rPr>
             </w:pPr>
             <w:r>
               <w:rPr>
@@ -640,9 +583,6 @@
           <w:p>
             <w:pPr>
               <w:spacing w:line="360" w:lineRule="auto"/>
-              <w:rPr>
-                <w:rFonts w:hint="eastAsia"/>
-              </w:rPr>
             </w:pPr>
             <w:r>
               <w:rPr>
@@ -739,9 +679,6 @@
             <w:pPr>
               <w:spacing w:line="360" w:lineRule="auto"/>
               <w:jc w:val="distribute"/>
-              <w:rPr>
-                <w:rFonts w:hint="eastAsia"/>
-              </w:rPr>
             </w:pPr>
             <w:r>
               <w:rPr>
@@ -777,16 +714,8 @@
               <w:rPr>
                 <w:rFonts w:hint="eastAsia"/>
               </w:rPr>
-              <w:t>（其中：</w:t>
-            </w:r>
-            <w:proofErr w:type="gramStart"/>
-            <w:r>
-              <w:rPr>
-                <w:rFonts w:hint="eastAsia"/>
-              </w:rPr>
-              <w:t>考勤占</w:t>
-            </w:r>
-            <w:proofErr w:type="gramEnd"/>
+              <w:t>（其中：考勤占</w:t>
+            </w:r>
             <w:r>
               <w:rPr>
                 <w:rFonts w:hint="eastAsia"/>
@@ -797,16 +726,8 @@
               <w:rPr>
                 <w:rFonts w:hint="eastAsia"/>
               </w:rPr>
-              <w:t>，</w:t>
-            </w:r>
-            <w:proofErr w:type="gramStart"/>
-            <w:r>
-              <w:rPr>
-                <w:rFonts w:hint="eastAsia"/>
-              </w:rPr>
-              <w:t>作业占</w:t>
-            </w:r>
-            <w:proofErr w:type="gramEnd"/>
+              <w:t>，作业占</w:t>
+            </w:r>
             <w:r>
               <w:rPr>
                 <w:rFonts w:hint="eastAsia"/>
@@ -817,16 +738,8 @@
               <w:rPr>
                 <w:rFonts w:hint="eastAsia"/>
               </w:rPr>
-              <w:t>，课程</w:t>
-            </w:r>
-            <w:proofErr w:type="gramStart"/>
-            <w:r>
-              <w:rPr>
-                <w:rFonts w:hint="eastAsia"/>
-              </w:rPr>
-              <w:t>练习占</w:t>
-            </w:r>
-            <w:proofErr w:type="gramEnd"/>
+              <w:t>，课程练习占</w:t>
+            </w:r>
             <w:r>
               <w:rPr>
                 <w:rFonts w:hint="eastAsia"/>
@@ -837,16 +750,8 @@
               <w:rPr>
                 <w:rFonts w:hint="eastAsia"/>
               </w:rPr>
-              <w:t>，课堂讨论</w:t>
-            </w:r>
-            <w:proofErr w:type="gramStart"/>
-            <w:r>
-              <w:rPr>
-                <w:rFonts w:hint="eastAsia"/>
-              </w:rPr>
-              <w:t>表现占</w:t>
-            </w:r>
-            <w:proofErr w:type="gramEnd"/>
+              <w:t>，课堂讨论表现占</w:t>
+            </w:r>
             <w:r>
               <w:rPr>
                 <w:rFonts w:hint="eastAsia"/>
@@ -857,9 +762,6 @@
           <w:p>
             <w:pPr>
               <w:spacing w:line="360" w:lineRule="auto"/>
-              <w:rPr>
-                <w:rFonts w:hint="eastAsia"/>
-              </w:rPr>
             </w:pPr>
             <w:r>
               <w:rPr>
@@ -872,12 +774,6 @@
                 <w:rFonts w:hint="eastAsia"/>
               </w:rPr>
               <w:t xml:space="preserve"> 70 %</w:t>
-            </w:r>
-            <w:r>
-              <w:rPr>
-                <w:rFonts w:hint="eastAsia"/>
-              </w:rPr>
-              <w:t>。</w:t>
             </w:r>
           </w:p>
         </w:tc>
@@ -894,9 +790,6 @@
           <w:p>
             <w:pPr>
               <w:spacing w:line="360" w:lineRule="auto"/>
-              <w:rPr>
-                <w:rFonts w:hint="eastAsia"/>
-              </w:rPr>
             </w:pPr>
             <w:r>
               <w:rPr>
@@ -914,9 +807,6 @@
           <w:p>
             <w:pPr>
               <w:spacing w:line="360" w:lineRule="auto"/>
-              <w:rPr>
-                <w:rFonts w:hint="eastAsia"/>
-              </w:rPr>
             </w:pPr>
             <w:r>
               <w:rPr>
@@ -934,9 +824,6 @@
           <w:p>
             <w:pPr>
               <w:spacing w:line="360" w:lineRule="auto"/>
-              <w:rPr>
-                <w:rFonts w:hint="eastAsia"/>
-              </w:rPr>
             </w:pPr>
             <w:r>
               <w:rPr>
@@ -954,9 +841,6 @@
           <w:p>
             <w:pPr>
               <w:spacing w:line="360" w:lineRule="auto"/>
-              <w:rPr>
-                <w:rFonts w:hint="eastAsia"/>
-              </w:rPr>
             </w:pPr>
             <w:r>
               <w:rPr>
@@ -974,9 +858,6 @@
           <w:p>
             <w:pPr>
               <w:spacing w:line="360" w:lineRule="auto"/>
-              <w:rPr>
-                <w:rFonts w:hint="eastAsia"/>
-              </w:rPr>
             </w:pPr>
             <w:r>
               <w:rPr>
@@ -994,9 +875,6 @@
           <w:p>
             <w:pPr>
               <w:spacing w:line="360" w:lineRule="auto"/>
-              <w:rPr>
-                <w:rFonts w:hint="eastAsia"/>
-              </w:rPr>
             </w:pPr>
             <w:r>
               <w:rPr>
@@ -1014,9 +892,6 @@
           <w:p>
             <w:pPr>
               <w:spacing w:line="360" w:lineRule="auto"/>
-              <w:rPr>
-                <w:rFonts w:hint="eastAsia"/>
-              </w:rPr>
             </w:pPr>
             <w:r>
               <w:rPr>
@@ -1034,9 +909,6 @@
           <w:p>
             <w:pPr>
               <w:spacing w:line="360" w:lineRule="auto"/>
-              <w:rPr>
-                <w:rFonts w:hint="eastAsia"/>
-              </w:rPr>
             </w:pPr>
             <w:r>
               <w:rPr>
@@ -1054,9 +926,6 @@
           <w:p>
             <w:pPr>
               <w:spacing w:line="360" w:lineRule="auto"/>
-              <w:rPr>
-                <w:rFonts w:hint="eastAsia"/>
-              </w:rPr>
             </w:pPr>
             <w:r>
               <w:rPr>
@@ -1079,18 +948,13 @@
           <w:p>
             <w:pPr>
               <w:spacing w:line="360" w:lineRule="auto"/>
-              <w:rPr>
-                <w:rFonts w:hint="eastAsia"/>
-              </w:rPr>
-            </w:pPr>
-            <w:proofErr w:type="gramStart"/>
+            </w:pPr>
             <w:r>
               <w:rPr>
                 <w:rFonts w:hint="eastAsia"/>
               </w:rPr>
               <w:t>一</w:t>
             </w:r>
-            <w:proofErr w:type="gramEnd"/>
           </w:p>
         </w:tc>
         <w:tc>
@@ -1101,9 +965,6 @@
           <w:p>
             <w:pPr>
               <w:spacing w:line="360" w:lineRule="auto"/>
-              <w:rPr>
-                <w:rFonts w:hint="eastAsia"/>
-              </w:rPr>
             </w:pPr>
             <w:r>
               <w:rPr>
@@ -1121,9 +982,6 @@
           <w:p>
             <w:pPr>
               <w:spacing w:line="360" w:lineRule="auto"/>
-              <w:rPr>
-                <w:rFonts w:hint="eastAsia"/>
-              </w:rPr>
             </w:pPr>
             <w:r>
               <w:rPr>
@@ -1141,9 +999,6 @@
           <w:p>
             <w:pPr>
               <w:spacing w:line="360" w:lineRule="auto"/>
-              <w:rPr>
-                <w:rFonts w:hint="eastAsia"/>
-              </w:rPr>
             </w:pPr>
             <w:r>
               <w:rPr>
@@ -1174,9 +1029,6 @@
             <w:pPr>
               <w:spacing w:line="360" w:lineRule="auto"/>
               <w:jc w:val="center"/>
-              <w:rPr>
-                <w:rFonts w:hint="eastAsia"/>
-              </w:rPr>
             </w:pPr>
             <w:r>
               <w:rPr>
@@ -1194,9 +1046,6 @@
           <w:p>
             <w:pPr>
               <w:spacing w:line="360" w:lineRule="auto"/>
-              <w:rPr>
-                <w:rFonts w:hint="eastAsia"/>
-              </w:rPr>
             </w:pPr>
           </w:p>
         </w:tc>
@@ -1208,9 +1057,6 @@
           <w:p>
             <w:pPr>
               <w:spacing w:line="360" w:lineRule="auto"/>
-              <w:rPr>
-                <w:rFonts w:hint="eastAsia"/>
-              </w:rPr>
             </w:pPr>
             <w:r>
               <w:t>P</w:t>
@@ -1237,9 +1083,6 @@
           <w:p>
             <w:pPr>
               <w:spacing w:line="360" w:lineRule="auto"/>
-              <w:rPr>
-                <w:rFonts w:hint="eastAsia"/>
-              </w:rPr>
             </w:pPr>
             <w:r>
               <w:rPr>
@@ -1257,9 +1100,6 @@
           <w:p>
             <w:pPr>
               <w:spacing w:line="360" w:lineRule="auto"/>
-              <w:rPr>
-                <w:rFonts w:hint="eastAsia"/>
-              </w:rPr>
             </w:pPr>
           </w:p>
         </w:tc>
@@ -1276,9 +1116,6 @@
           <w:p>
             <w:pPr>
               <w:spacing w:line="360" w:lineRule="auto"/>
-              <w:rPr>
-                <w:rFonts w:hint="eastAsia"/>
-              </w:rPr>
             </w:pPr>
             <w:r>
               <w:rPr>
@@ -1296,9 +1133,6 @@
           <w:p>
             <w:pPr>
               <w:spacing w:line="360" w:lineRule="auto"/>
-              <w:rPr>
-                <w:rFonts w:hint="eastAsia"/>
-              </w:rPr>
             </w:pPr>
             <w:r>
               <w:rPr>
@@ -1316,9 +1150,6 @@
           <w:p>
             <w:pPr>
               <w:spacing w:line="360" w:lineRule="auto"/>
-              <w:rPr>
-                <w:rFonts w:hint="eastAsia"/>
-              </w:rPr>
             </w:pPr>
             <w:r>
               <w:rPr>
@@ -1336,9 +1167,6 @@
           <w:p>
             <w:pPr>
               <w:spacing w:line="360" w:lineRule="auto"/>
-              <w:rPr>
-                <w:rFonts w:hint="eastAsia"/>
-              </w:rPr>
             </w:pPr>
             <w:r>
               <w:rPr>
@@ -1369,9 +1197,6 @@
             <w:pPr>
               <w:spacing w:line="360" w:lineRule="auto"/>
               <w:jc w:val="center"/>
-              <w:rPr>
-                <w:rFonts w:hint="eastAsia"/>
-              </w:rPr>
             </w:pPr>
             <w:r>
               <w:rPr>
@@ -1389,9 +1214,6 @@
           <w:p>
             <w:pPr>
               <w:spacing w:line="360" w:lineRule="auto"/>
-              <w:rPr>
-                <w:rFonts w:hint="eastAsia"/>
-              </w:rPr>
             </w:pPr>
           </w:p>
         </w:tc>
@@ -1403,9 +1225,6 @@
           <w:p>
             <w:pPr>
               <w:spacing w:line="360" w:lineRule="auto"/>
-              <w:rPr>
-                <w:rFonts w:hint="eastAsia"/>
-              </w:rPr>
             </w:pPr>
             <w:r>
               <w:rPr>
@@ -1423,9 +1242,6 @@
           <w:p>
             <w:pPr>
               <w:spacing w:line="360" w:lineRule="auto"/>
-              <w:rPr>
-                <w:rFonts w:hint="eastAsia"/>
-              </w:rPr>
             </w:pPr>
             <w:r>
               <w:rPr>
@@ -1443,9 +1259,6 @@
           <w:p>
             <w:pPr>
               <w:spacing w:line="360" w:lineRule="auto"/>
-              <w:rPr>
-                <w:rFonts w:hint="eastAsia"/>
-              </w:rPr>
             </w:pPr>
           </w:p>
         </w:tc>
@@ -1462,9 +1275,6 @@
           <w:p>
             <w:pPr>
               <w:spacing w:line="360" w:lineRule="auto"/>
-              <w:rPr>
-                <w:rFonts w:hint="eastAsia"/>
-              </w:rPr>
             </w:pPr>
             <w:r>
               <w:rPr>
@@ -1482,9 +1292,6 @@
           <w:p>
             <w:pPr>
               <w:spacing w:line="360" w:lineRule="auto"/>
-              <w:rPr>
-                <w:rFonts w:hint="eastAsia"/>
-              </w:rPr>
             </w:pPr>
             <w:r>
               <w:rPr>
@@ -1502,9 +1309,6 @@
           <w:p>
             <w:pPr>
               <w:spacing w:line="360" w:lineRule="auto"/>
-              <w:rPr>
-                <w:rFonts w:hint="eastAsia"/>
-              </w:rPr>
             </w:pPr>
             <w:r>
               <w:rPr>
@@ -1522,9 +1326,6 @@
           <w:p>
             <w:pPr>
               <w:spacing w:line="360" w:lineRule="auto"/>
-              <w:rPr>
-                <w:rFonts w:hint="eastAsia"/>
-              </w:rPr>
             </w:pPr>
             <w:r>
               <w:rPr>
@@ -1555,9 +1356,6 @@
             <w:pPr>
               <w:spacing w:line="360" w:lineRule="auto"/>
               <w:jc w:val="center"/>
-              <w:rPr>
-                <w:rFonts w:hint="eastAsia"/>
-              </w:rPr>
             </w:pPr>
             <w:r>
               <w:rPr>
@@ -1575,9 +1373,6 @@
           <w:p>
             <w:pPr>
               <w:spacing w:line="360" w:lineRule="auto"/>
-              <w:rPr>
-                <w:rFonts w:hint="eastAsia"/>
-              </w:rPr>
             </w:pPr>
           </w:p>
         </w:tc>
@@ -1589,9 +1384,6 @@
           <w:p>
             <w:pPr>
               <w:spacing w:line="360" w:lineRule="auto"/>
-              <w:rPr>
-                <w:rFonts w:hint="eastAsia"/>
-              </w:rPr>
             </w:pPr>
             <w:r>
               <w:rPr>
@@ -1609,9 +1401,6 @@
           <w:p>
             <w:pPr>
               <w:spacing w:line="360" w:lineRule="auto"/>
-              <w:rPr>
-                <w:rFonts w:hint="eastAsia"/>
-              </w:rPr>
             </w:pPr>
             <w:r>
               <w:rPr>
@@ -1629,9 +1418,6 @@
           <w:p>
             <w:pPr>
               <w:spacing w:line="360" w:lineRule="auto"/>
-              <w:rPr>
-                <w:rFonts w:hint="eastAsia"/>
-              </w:rPr>
             </w:pPr>
           </w:p>
         </w:tc>
@@ -1648,9 +1434,6 @@
           <w:p>
             <w:pPr>
               <w:spacing w:line="360" w:lineRule="auto"/>
-              <w:rPr>
-                <w:rFonts w:hint="eastAsia"/>
-              </w:rPr>
             </w:pPr>
             <w:r>
               <w:rPr>
@@ -1668,9 +1451,6 @@
           <w:p>
             <w:pPr>
               <w:spacing w:line="360" w:lineRule="auto"/>
-              <w:rPr>
-                <w:rFonts w:hint="eastAsia"/>
-              </w:rPr>
             </w:pPr>
             <w:r>
               <w:rPr>
@@ -1688,9 +1468,6 @@
           <w:p>
             <w:pPr>
               <w:spacing w:line="360" w:lineRule="auto"/>
-              <w:rPr>
-                <w:rFonts w:hint="eastAsia"/>
-              </w:rPr>
             </w:pPr>
             <w:r>
               <w:rPr>
@@ -1708,9 +1485,6 @@
           <w:p>
             <w:pPr>
               <w:spacing w:line="360" w:lineRule="auto"/>
-              <w:rPr>
-                <w:rFonts w:hint="eastAsia"/>
-              </w:rPr>
             </w:pPr>
             <w:r>
               <w:rPr>
@@ -1741,9 +1515,6 @@
             <w:pPr>
               <w:spacing w:line="360" w:lineRule="auto"/>
               <w:jc w:val="center"/>
-              <w:rPr>
-                <w:rFonts w:hint="eastAsia"/>
-              </w:rPr>
             </w:pPr>
             <w:r>
               <w:rPr>
@@ -1761,9 +1532,6 @@
           <w:p>
             <w:pPr>
               <w:spacing w:line="360" w:lineRule="auto"/>
-              <w:rPr>
-                <w:rFonts w:hint="eastAsia"/>
-              </w:rPr>
             </w:pPr>
           </w:p>
         </w:tc>
@@ -1775,9 +1543,6 @@
           <w:p>
             <w:pPr>
               <w:spacing w:line="360" w:lineRule="auto"/>
-              <w:rPr>
-                <w:rFonts w:hint="eastAsia"/>
-              </w:rPr>
             </w:pPr>
             <w:r>
               <w:rPr>
@@ -1795,9 +1560,6 @@
           <w:p>
             <w:pPr>
               <w:spacing w:line="360" w:lineRule="auto"/>
-              <w:rPr>
-                <w:rFonts w:hint="eastAsia"/>
-              </w:rPr>
             </w:pPr>
             <w:r>
               <w:rPr>
@@ -1815,9 +1577,6 @@
           <w:p>
             <w:pPr>
               <w:spacing w:line="360" w:lineRule="auto"/>
-              <w:rPr>
-                <w:rFonts w:hint="eastAsia"/>
-              </w:rPr>
             </w:pPr>
           </w:p>
         </w:tc>
@@ -1834,9 +1593,6 @@
           <w:p>
             <w:pPr>
               <w:spacing w:line="360" w:lineRule="auto"/>
-              <w:rPr>
-                <w:rFonts w:hint="eastAsia"/>
-              </w:rPr>
             </w:pPr>
             <w:r>
               <w:rPr>
@@ -1854,9 +1610,6 @@
           <w:p>
             <w:pPr>
               <w:spacing w:line="360" w:lineRule="auto"/>
-              <w:rPr>
-                <w:rFonts w:hint="eastAsia"/>
-              </w:rPr>
             </w:pPr>
             <w:r>
               <w:rPr>
@@ -1874,9 +1627,6 @@
           <w:p>
             <w:pPr>
               <w:spacing w:line="360" w:lineRule="auto"/>
-              <w:rPr>
-                <w:rFonts w:hint="eastAsia"/>
-              </w:rPr>
             </w:pPr>
             <w:r>
               <w:rPr>
@@ -1894,9 +1644,6 @@
           <w:p>
             <w:pPr>
               <w:spacing w:line="360" w:lineRule="auto"/>
-              <w:rPr>
-                <w:rFonts w:hint="eastAsia"/>
-              </w:rPr>
             </w:pPr>
             <w:r>
               <w:rPr>
@@ -1927,9 +1674,6 @@
             <w:pPr>
               <w:spacing w:line="360" w:lineRule="auto"/>
               <w:jc w:val="center"/>
-              <w:rPr>
-                <w:rFonts w:hint="eastAsia"/>
-              </w:rPr>
             </w:pPr>
             <w:r>
               <w:rPr>
@@ -1947,9 +1691,6 @@
           <w:p>
             <w:pPr>
               <w:spacing w:line="360" w:lineRule="auto"/>
-              <w:rPr>
-                <w:rFonts w:hint="eastAsia"/>
-              </w:rPr>
             </w:pPr>
           </w:p>
         </w:tc>
@@ -1961,9 +1702,6 @@
           <w:p>
             <w:pPr>
               <w:spacing w:line="360" w:lineRule="auto"/>
-              <w:rPr>
-                <w:rFonts w:hint="eastAsia"/>
-              </w:rPr>
             </w:pPr>
             <w:r>
               <w:rPr>
@@ -1981,9 +1719,6 @@
           <w:p>
             <w:pPr>
               <w:spacing w:line="360" w:lineRule="auto"/>
-              <w:rPr>
-                <w:rFonts w:hint="eastAsia"/>
-              </w:rPr>
             </w:pPr>
             <w:r>
               <w:rPr>
@@ -2001,9 +1736,6 @@
           <w:p>
             <w:pPr>
               <w:spacing w:line="360" w:lineRule="auto"/>
-              <w:rPr>
-                <w:rFonts w:hint="eastAsia"/>
-              </w:rPr>
             </w:pPr>
           </w:p>
         </w:tc>
@@ -2020,9 +1752,6 @@
           <w:p>
             <w:pPr>
               <w:spacing w:line="360" w:lineRule="auto"/>
-              <w:rPr>
-                <w:rFonts w:hint="eastAsia"/>
-              </w:rPr>
             </w:pPr>
             <w:r>
               <w:rPr>
@@ -2040,9 +1769,6 @@
           <w:p>
             <w:pPr>
               <w:spacing w:line="360" w:lineRule="auto"/>
-              <w:rPr>
-                <w:rFonts w:hint="eastAsia"/>
-              </w:rPr>
             </w:pPr>
             <w:r>
               <w:rPr>
@@ -2060,9 +1786,6 @@
           <w:p>
             <w:pPr>
               <w:spacing w:line="360" w:lineRule="auto"/>
-              <w:rPr>
-                <w:rFonts w:hint="eastAsia"/>
-              </w:rPr>
             </w:pPr>
             <w:r>
               <w:rPr>
@@ -2080,9 +1803,6 @@
           <w:p>
             <w:pPr>
               <w:spacing w:line="360" w:lineRule="auto"/>
-              <w:rPr>
-                <w:rFonts w:hint="eastAsia"/>
-              </w:rPr>
             </w:pPr>
             <w:r>
               <w:rPr>
@@ -2113,9 +1833,6 @@
             <w:pPr>
               <w:spacing w:line="360" w:lineRule="auto"/>
               <w:jc w:val="center"/>
-              <w:rPr>
-                <w:rFonts w:hint="eastAsia"/>
-              </w:rPr>
             </w:pPr>
             <w:r>
               <w:rPr>
@@ -2133,9 +1850,6 @@
           <w:p>
             <w:pPr>
               <w:spacing w:line="360" w:lineRule="auto"/>
-              <w:rPr>
-                <w:rFonts w:hint="eastAsia"/>
-              </w:rPr>
             </w:pPr>
           </w:p>
         </w:tc>
@@ -2147,9 +1861,6 @@
           <w:p>
             <w:pPr>
               <w:spacing w:line="360" w:lineRule="auto"/>
-              <w:rPr>
-                <w:rFonts w:hint="eastAsia"/>
-              </w:rPr>
             </w:pPr>
             <w:r>
               <w:rPr>
@@ -2167,9 +1878,6 @@
           <w:p>
             <w:pPr>
               <w:spacing w:line="360" w:lineRule="auto"/>
-              <w:rPr>
-                <w:rFonts w:hint="eastAsia"/>
-              </w:rPr>
             </w:pPr>
             <w:r>
               <w:rPr>
@@ -2187,9 +1895,6 @@
           <w:p>
             <w:pPr>
               <w:spacing w:line="360" w:lineRule="auto"/>
-              <w:rPr>
-                <w:rFonts w:hint="eastAsia"/>
-              </w:rPr>
             </w:pPr>
           </w:p>
         </w:tc>
@@ -2206,9 +1911,6 @@
           <w:p>
             <w:pPr>
               <w:spacing w:line="360" w:lineRule="auto"/>
-              <w:rPr>
-                <w:rFonts w:hint="eastAsia"/>
-              </w:rPr>
             </w:pPr>
             <w:r>
               <w:rPr>
@@ -2226,9 +1928,6 @@
           <w:p>
             <w:pPr>
               <w:spacing w:line="360" w:lineRule="auto"/>
-              <w:rPr>
-                <w:rFonts w:hint="eastAsia"/>
-              </w:rPr>
             </w:pPr>
             <w:r>
               <w:rPr>
@@ -2246,9 +1945,6 @@
           <w:p>
             <w:pPr>
               <w:spacing w:line="360" w:lineRule="auto"/>
-              <w:rPr>
-                <w:rFonts w:hint="eastAsia"/>
-              </w:rPr>
             </w:pPr>
             <w:r>
               <w:rPr>
@@ -2266,9 +1962,6 @@
           <w:p>
             <w:pPr>
               <w:spacing w:line="360" w:lineRule="auto"/>
-              <w:rPr>
-                <w:rFonts w:hint="eastAsia"/>
-              </w:rPr>
             </w:pPr>
             <w:r>
               <w:rPr>
@@ -2299,9 +1992,6 @@
             <w:pPr>
               <w:spacing w:line="360" w:lineRule="auto"/>
               <w:jc w:val="center"/>
-              <w:rPr>
-                <w:rFonts w:hint="eastAsia"/>
-              </w:rPr>
             </w:pPr>
             <w:r>
               <w:rPr>
@@ -2319,9 +2009,6 @@
           <w:p>
             <w:pPr>
               <w:spacing w:line="360" w:lineRule="auto"/>
-              <w:rPr>
-                <w:rFonts w:hint="eastAsia"/>
-              </w:rPr>
             </w:pPr>
           </w:p>
         </w:tc>
@@ -2333,9 +2020,6 @@
           <w:p>
             <w:pPr>
               <w:spacing w:line="360" w:lineRule="auto"/>
-              <w:rPr>
-                <w:rFonts w:hint="eastAsia"/>
-              </w:rPr>
             </w:pPr>
             <w:r>
               <w:rPr>
@@ -2353,9 +2037,6 @@
           <w:p>
             <w:pPr>
               <w:spacing w:line="360" w:lineRule="auto"/>
-              <w:rPr>
-                <w:rFonts w:hint="eastAsia"/>
-              </w:rPr>
             </w:pPr>
             <w:r>
               <w:rPr>
@@ -2373,9 +2054,6 @@
           <w:p>
             <w:pPr>
               <w:spacing w:line="360" w:lineRule="auto"/>
-              <w:rPr>
-                <w:rFonts w:hint="eastAsia"/>
-              </w:rPr>
             </w:pPr>
           </w:p>
         </w:tc>
@@ -2392,9 +2070,6 @@
           <w:p>
             <w:pPr>
               <w:spacing w:line="360" w:lineRule="auto"/>
-              <w:rPr>
-                <w:rFonts w:hint="eastAsia"/>
-              </w:rPr>
             </w:pPr>
             <w:r>
               <w:rPr>
@@ -2412,9 +2087,6 @@
           <w:p>
             <w:pPr>
               <w:spacing w:line="360" w:lineRule="auto"/>
-              <w:rPr>
-                <w:rFonts w:hint="eastAsia"/>
-              </w:rPr>
             </w:pPr>
             <w:r>
               <w:rPr>
@@ -2432,9 +2104,6 @@
           <w:p>
             <w:pPr>
               <w:spacing w:line="360" w:lineRule="auto"/>
-              <w:rPr>
-                <w:rFonts w:hint="eastAsia"/>
-              </w:rPr>
             </w:pPr>
             <w:r>
               <w:rPr>
@@ -2452,9 +2121,6 @@
           <w:p>
             <w:pPr>
               <w:spacing w:line="360" w:lineRule="auto"/>
-              <w:rPr>
-                <w:rFonts w:hint="eastAsia"/>
-              </w:rPr>
             </w:pPr>
             <w:r>
               <w:rPr>
@@ -2485,9 +2151,6 @@
             <w:pPr>
               <w:spacing w:line="360" w:lineRule="auto"/>
               <w:jc w:val="center"/>
-              <w:rPr>
-                <w:rFonts w:hint="eastAsia"/>
-              </w:rPr>
             </w:pPr>
             <w:r>
               <w:rPr>
@@ -2505,9 +2168,6 @@
           <w:p>
             <w:pPr>
               <w:spacing w:line="360" w:lineRule="auto"/>
-              <w:rPr>
-                <w:rFonts w:hint="eastAsia"/>
-              </w:rPr>
             </w:pPr>
           </w:p>
         </w:tc>
@@ -2519,9 +2179,6 @@
           <w:p>
             <w:pPr>
               <w:spacing w:line="360" w:lineRule="auto"/>
-              <w:rPr>
-                <w:rFonts w:hint="eastAsia"/>
-              </w:rPr>
             </w:pPr>
             <w:r>
               <w:rPr>
@@ -2539,9 +2196,6 @@
           <w:p>
             <w:pPr>
               <w:spacing w:line="360" w:lineRule="auto"/>
-              <w:rPr>
-                <w:rFonts w:hint="eastAsia"/>
-              </w:rPr>
             </w:pPr>
             <w:r>
               <w:rPr>
@@ -2559,9 +2213,6 @@
           <w:p>
             <w:pPr>
               <w:spacing w:line="360" w:lineRule="auto"/>
-              <w:rPr>
-                <w:rFonts w:hint="eastAsia"/>
-              </w:rPr>
             </w:pPr>
           </w:p>
         </w:tc>
@@ -2578,9 +2229,6 @@
           <w:p>
             <w:pPr>
               <w:spacing w:line="360" w:lineRule="auto"/>
-              <w:rPr>
-                <w:rFonts w:hint="eastAsia"/>
-              </w:rPr>
             </w:pPr>
             <w:r>
               <w:rPr>
@@ -2598,9 +2246,6 @@
           <w:p>
             <w:pPr>
               <w:spacing w:line="360" w:lineRule="auto"/>
-              <w:rPr>
-                <w:rFonts w:hint="eastAsia"/>
-              </w:rPr>
             </w:pPr>
             <w:r>
               <w:rPr>
@@ -2618,9 +2263,6 @@
           <w:p>
             <w:pPr>
               <w:spacing w:line="360" w:lineRule="auto"/>
-              <w:rPr>
-                <w:rFonts w:hint="eastAsia"/>
-              </w:rPr>
             </w:pPr>
             <w:r>
               <w:rPr>
@@ -2638,9 +2280,6 @@
           <w:p>
             <w:pPr>
               <w:spacing w:line="360" w:lineRule="auto"/>
-              <w:rPr>
-                <w:rFonts w:hint="eastAsia"/>
-              </w:rPr>
             </w:pPr>
             <w:r>
               <w:rPr>
@@ -2671,9 +2310,6 @@
             <w:pPr>
               <w:spacing w:line="360" w:lineRule="auto"/>
               <w:jc w:val="center"/>
-              <w:rPr>
-                <w:rFonts w:hint="eastAsia"/>
-              </w:rPr>
             </w:pPr>
             <w:r>
               <w:rPr>
@@ -2691,9 +2327,6 @@
           <w:p>
             <w:pPr>
               <w:spacing w:line="360" w:lineRule="auto"/>
-              <w:rPr>
-                <w:rFonts w:hint="eastAsia"/>
-              </w:rPr>
             </w:pPr>
           </w:p>
         </w:tc>
@@ -2705,9 +2338,6 @@
           <w:p>
             <w:pPr>
               <w:spacing w:line="360" w:lineRule="auto"/>
-              <w:rPr>
-                <w:rFonts w:hint="eastAsia"/>
-              </w:rPr>
             </w:pPr>
             <w:r>
               <w:rPr>
@@ -2725,9 +2355,6 @@
           <w:p>
             <w:pPr>
               <w:spacing w:line="360" w:lineRule="auto"/>
-              <w:rPr>
-                <w:rFonts w:hint="eastAsia"/>
-              </w:rPr>
             </w:pPr>
             <w:r>
               <w:rPr>
@@ -2745,9 +2372,6 @@
           <w:p>
             <w:pPr>
               <w:spacing w:line="360" w:lineRule="auto"/>
-              <w:rPr>
-                <w:rFonts w:hint="eastAsia"/>
-              </w:rPr>
             </w:pPr>
           </w:p>
         </w:tc>
@@ -2764,9 +2388,6 @@
           <w:p>
             <w:pPr>
               <w:spacing w:line="360" w:lineRule="auto"/>
-              <w:rPr>
-                <w:rFonts w:hint="eastAsia"/>
-              </w:rPr>
             </w:pPr>
             <w:r>
               <w:rPr>
@@ -2784,9 +2405,6 @@
           <w:p>
             <w:pPr>
               <w:spacing w:line="360" w:lineRule="auto"/>
-              <w:rPr>
-                <w:rFonts w:hint="eastAsia"/>
-              </w:rPr>
             </w:pPr>
             <w:r>
               <w:rPr>
@@ -2804,9 +2422,6 @@
           <w:p>
             <w:pPr>
               <w:spacing w:line="360" w:lineRule="auto"/>
-              <w:rPr>
-                <w:rFonts w:hint="eastAsia"/>
-              </w:rPr>
             </w:pPr>
             <w:r>
               <w:rPr>
@@ -2824,9 +2439,6 @@
           <w:p>
             <w:pPr>
               <w:spacing w:line="360" w:lineRule="auto"/>
-              <w:rPr>
-                <w:rFonts w:hint="eastAsia"/>
-              </w:rPr>
             </w:pPr>
             <w:r>
               <w:rPr>
@@ -2857,9 +2469,6 @@
             <w:pPr>
               <w:spacing w:line="360" w:lineRule="auto"/>
               <w:jc w:val="center"/>
-              <w:rPr>
-                <w:rFonts w:hint="eastAsia"/>
-              </w:rPr>
             </w:pPr>
             <w:r>
               <w:rPr>
@@ -2877,9 +2486,6 @@
           <w:p>
             <w:pPr>
               <w:spacing w:line="360" w:lineRule="auto"/>
-              <w:rPr>
-                <w:rFonts w:hint="eastAsia"/>
-              </w:rPr>
             </w:pPr>
           </w:p>
         </w:tc>
@@ -2891,9 +2497,6 @@
           <w:p>
             <w:pPr>
               <w:spacing w:line="360" w:lineRule="auto"/>
-              <w:rPr>
-                <w:rFonts w:hint="eastAsia"/>
-              </w:rPr>
             </w:pPr>
             <w:r>
               <w:rPr>
@@ -2911,9 +2514,6 @@
           <w:p>
             <w:pPr>
               <w:spacing w:line="360" w:lineRule="auto"/>
-              <w:rPr>
-                <w:rFonts w:hint="eastAsia"/>
-              </w:rPr>
             </w:pPr>
             <w:r>
               <w:rPr>
@@ -2931,9 +2531,6 @@
           <w:p>
             <w:pPr>
               <w:spacing w:line="360" w:lineRule="auto"/>
-              <w:rPr>
-                <w:rFonts w:hint="eastAsia"/>
-              </w:rPr>
             </w:pPr>
           </w:p>
         </w:tc>
@@ -2950,9 +2547,6 @@
           <w:p>
             <w:pPr>
               <w:spacing w:line="360" w:lineRule="auto"/>
-              <w:rPr>
-                <w:rFonts w:hint="eastAsia"/>
-              </w:rPr>
             </w:pPr>
             <w:r>
               <w:rPr>
@@ -2970,9 +2564,6 @@
           <w:p>
             <w:pPr>
               <w:spacing w:line="360" w:lineRule="auto"/>
-              <w:rPr>
-                <w:rFonts w:hint="eastAsia"/>
-              </w:rPr>
             </w:pPr>
             <w:r>
               <w:rPr>
@@ -2990,9 +2581,6 @@
           <w:p>
             <w:pPr>
               <w:spacing w:line="360" w:lineRule="auto"/>
-              <w:rPr>
-                <w:rFonts w:hint="eastAsia"/>
-              </w:rPr>
             </w:pPr>
             <w:r>
               <w:rPr>
@@ -3010,9 +2598,6 @@
           <w:p>
             <w:pPr>
               <w:spacing w:line="360" w:lineRule="auto"/>
-              <w:rPr>
-                <w:rFonts w:hint="eastAsia"/>
-              </w:rPr>
             </w:pPr>
             <w:r>
               <w:rPr>
@@ -3043,9 +2628,6 @@
             <w:pPr>
               <w:spacing w:line="360" w:lineRule="auto"/>
               <w:jc w:val="center"/>
-              <w:rPr>
-                <w:rFonts w:hint="eastAsia"/>
-              </w:rPr>
             </w:pPr>
             <w:r>
               <w:rPr>
@@ -3063,9 +2645,6 @@
           <w:p>
             <w:pPr>
               <w:spacing w:line="360" w:lineRule="auto"/>
-              <w:rPr>
-                <w:rFonts w:hint="eastAsia"/>
-              </w:rPr>
             </w:pPr>
           </w:p>
         </w:tc>
@@ -3077,9 +2656,6 @@
           <w:p>
             <w:pPr>
               <w:spacing w:line="360" w:lineRule="auto"/>
-              <w:rPr>
-                <w:rFonts w:hint="eastAsia"/>
-              </w:rPr>
             </w:pPr>
             <w:r>
               <w:rPr>
@@ -3097,9 +2673,6 @@
           <w:p>
             <w:pPr>
               <w:spacing w:line="360" w:lineRule="auto"/>
-              <w:rPr>
-                <w:rFonts w:hint="eastAsia"/>
-              </w:rPr>
             </w:pPr>
             <w:r>
               <w:rPr>
@@ -3117,9 +2690,6 @@
           <w:p>
             <w:pPr>
               <w:spacing w:line="360" w:lineRule="auto"/>
-              <w:rPr>
-                <w:rFonts w:hint="eastAsia"/>
-              </w:rPr>
             </w:pPr>
           </w:p>
         </w:tc>
@@ -3136,9 +2706,6 @@
           <w:p>
             <w:pPr>
               <w:spacing w:line="360" w:lineRule="auto"/>
-              <w:rPr>
-                <w:rFonts w:hint="eastAsia"/>
-              </w:rPr>
             </w:pPr>
             <w:r>
               <w:rPr>
@@ -3156,9 +2723,6 @@
           <w:p>
             <w:pPr>
               <w:spacing w:line="360" w:lineRule="auto"/>
-              <w:rPr>
-                <w:rFonts w:hint="eastAsia"/>
-              </w:rPr>
             </w:pPr>
             <w:r>
               <w:rPr>
@@ -3176,9 +2740,6 @@
           <w:p>
             <w:pPr>
               <w:spacing w:line="360" w:lineRule="auto"/>
-              <w:rPr>
-                <w:rFonts w:hint="eastAsia"/>
-              </w:rPr>
             </w:pPr>
             <w:r>
               <w:rPr>
@@ -3196,9 +2757,6 @@
           <w:p>
             <w:pPr>
               <w:spacing w:line="360" w:lineRule="auto"/>
-              <w:rPr>
-                <w:rFonts w:hint="eastAsia"/>
-              </w:rPr>
             </w:pPr>
             <w:r>
               <w:rPr>
@@ -3229,9 +2787,6 @@
             <w:pPr>
               <w:spacing w:line="360" w:lineRule="auto"/>
               <w:jc w:val="center"/>
-              <w:rPr>
-                <w:rFonts w:hint="eastAsia"/>
-              </w:rPr>
             </w:pPr>
             <w:r>
               <w:rPr>
@@ -3249,9 +2804,6 @@
           <w:p>
             <w:pPr>
               <w:spacing w:line="360" w:lineRule="auto"/>
-              <w:rPr>
-                <w:rFonts w:hint="eastAsia"/>
-              </w:rPr>
             </w:pPr>
           </w:p>
         </w:tc>
@@ -3263,9 +2815,6 @@
           <w:p>
             <w:pPr>
               <w:spacing w:line="360" w:lineRule="auto"/>
-              <w:rPr>
-                <w:rFonts w:hint="eastAsia"/>
-              </w:rPr>
             </w:pPr>
             <w:r>
               <w:rPr>
@@ -3283,9 +2832,6 @@
           <w:p>
             <w:pPr>
               <w:spacing w:line="360" w:lineRule="auto"/>
-              <w:rPr>
-                <w:rFonts w:hint="eastAsia"/>
-              </w:rPr>
             </w:pPr>
             <w:r>
               <w:rPr>
@@ -3303,9 +2849,6 @@
           <w:p>
             <w:pPr>
               <w:spacing w:line="360" w:lineRule="auto"/>
-              <w:rPr>
-                <w:rFonts w:hint="eastAsia"/>
-              </w:rPr>
             </w:pPr>
           </w:p>
         </w:tc>
@@ -3322,9 +2865,6 @@
           <w:p>
             <w:pPr>
               <w:spacing w:line="360" w:lineRule="auto"/>
-              <w:rPr>
-                <w:rFonts w:hint="eastAsia"/>
-              </w:rPr>
             </w:pPr>
             <w:r>
               <w:rPr>
@@ -3342,9 +2882,6 @@
           <w:p>
             <w:pPr>
               <w:spacing w:line="360" w:lineRule="auto"/>
-              <w:rPr>
-                <w:rFonts w:hint="eastAsia"/>
-              </w:rPr>
             </w:pPr>
             <w:r>
               <w:rPr>
@@ -3362,9 +2899,6 @@
           <w:p>
             <w:pPr>
               <w:spacing w:line="360" w:lineRule="auto"/>
-              <w:rPr>
-                <w:rFonts w:hint="eastAsia"/>
-              </w:rPr>
             </w:pPr>
             <w:r>
               <w:rPr>
@@ -3382,9 +2916,6 @@
           <w:p>
             <w:pPr>
               <w:spacing w:line="360" w:lineRule="auto"/>
-              <w:rPr>
-                <w:rFonts w:hint="eastAsia"/>
-              </w:rPr>
             </w:pPr>
             <w:r>
               <w:rPr>
@@ -3415,9 +2946,6 @@
             <w:pPr>
               <w:spacing w:line="360" w:lineRule="auto"/>
               <w:jc w:val="center"/>
-              <w:rPr>
-                <w:rFonts w:hint="eastAsia"/>
-              </w:rPr>
             </w:pPr>
             <w:r>
               <w:rPr>
@@ -3435,9 +2963,6 @@
           <w:p>
             <w:pPr>
               <w:spacing w:line="360" w:lineRule="auto"/>
-              <w:rPr>
-                <w:rFonts w:hint="eastAsia"/>
-              </w:rPr>
             </w:pPr>
           </w:p>
         </w:tc>
@@ -3449,9 +2974,6 @@
           <w:p>
             <w:pPr>
               <w:spacing w:line="360" w:lineRule="auto"/>
-              <w:rPr>
-                <w:rFonts w:hint="eastAsia"/>
-              </w:rPr>
             </w:pPr>
             <w:r>
               <w:rPr>
@@ -3469,9 +2991,6 @@
           <w:p>
             <w:pPr>
               <w:spacing w:line="360" w:lineRule="auto"/>
-              <w:rPr>
-                <w:rFonts w:hint="eastAsia"/>
-              </w:rPr>
             </w:pPr>
             <w:r>
               <w:rPr>
@@ -3489,9 +3008,6 @@
           <w:p>
             <w:pPr>
               <w:spacing w:line="360" w:lineRule="auto"/>
-              <w:rPr>
-                <w:rFonts w:hint="eastAsia"/>
-              </w:rPr>
             </w:pPr>
           </w:p>
         </w:tc>
@@ -3508,9 +3024,6 @@
           <w:p>
             <w:pPr>
               <w:spacing w:line="360" w:lineRule="auto"/>
-              <w:rPr>
-                <w:rFonts w:hint="eastAsia"/>
-              </w:rPr>
             </w:pPr>
             <w:r>
               <w:rPr>
@@ -3528,9 +3041,6 @@
           <w:p>
             <w:pPr>
               <w:spacing w:line="360" w:lineRule="auto"/>
-              <w:rPr>
-                <w:rFonts w:hint="eastAsia"/>
-              </w:rPr>
             </w:pPr>
             <w:r>
               <w:rPr>
@@ -3548,9 +3058,6 @@
           <w:p>
             <w:pPr>
               <w:spacing w:line="360" w:lineRule="auto"/>
-              <w:rPr>
-                <w:rFonts w:hint="eastAsia"/>
-              </w:rPr>
             </w:pPr>
             <w:r>
               <w:rPr>
@@ -3568,9 +3075,6 @@
           <w:p>
             <w:pPr>
               <w:spacing w:line="360" w:lineRule="auto"/>
-              <w:rPr>
-                <w:rFonts w:hint="eastAsia"/>
-              </w:rPr>
             </w:pPr>
             <w:r>
               <w:rPr>
@@ -3601,9 +3105,6 @@
             <w:pPr>
               <w:spacing w:line="360" w:lineRule="auto"/>
               <w:jc w:val="center"/>
-              <w:rPr>
-                <w:rFonts w:hint="eastAsia"/>
-              </w:rPr>
             </w:pPr>
             <w:r>
               <w:rPr>
@@ -3621,9 +3122,6 @@
           <w:p>
             <w:pPr>
               <w:spacing w:line="360" w:lineRule="auto"/>
-              <w:rPr>
-                <w:rFonts w:hint="eastAsia"/>
-              </w:rPr>
             </w:pPr>
           </w:p>
         </w:tc>
@@ -3635,9 +3133,6 @@
           <w:p>
             <w:pPr>
               <w:spacing w:line="360" w:lineRule="auto"/>
-              <w:rPr>
-                <w:rFonts w:hint="eastAsia"/>
-              </w:rPr>
             </w:pPr>
             <w:r>
               <w:rPr>
@@ -3655,9 +3150,6 @@
           <w:p>
             <w:pPr>
               <w:spacing w:line="360" w:lineRule="auto"/>
-              <w:rPr>
-                <w:rFonts w:hint="eastAsia"/>
-              </w:rPr>
             </w:pPr>
             <w:r>
               <w:rPr>
@@ -3675,9 +3167,6 @@
           <w:p>
             <w:pPr>
               <w:spacing w:line="360" w:lineRule="auto"/>
-              <w:rPr>
-                <w:rFonts w:hint="eastAsia"/>
-              </w:rPr>
             </w:pPr>
           </w:p>
         </w:tc>
@@ -3694,9 +3183,6 @@
           <w:p>
             <w:pPr>
               <w:spacing w:line="360" w:lineRule="auto"/>
-              <w:rPr>
-                <w:rFonts w:hint="eastAsia"/>
-              </w:rPr>
             </w:pPr>
             <w:r>
               <w:rPr>
@@ -3714,9 +3200,6 @@
           <w:p>
             <w:pPr>
               <w:spacing w:line="360" w:lineRule="auto"/>
-              <w:rPr>
-                <w:rFonts w:hint="eastAsia"/>
-              </w:rPr>
             </w:pPr>
             <w:r>
               <w:rPr>
@@ -3734,9 +3217,6 @@
           <w:p>
             <w:pPr>
               <w:spacing w:line="360" w:lineRule="auto"/>
-              <w:rPr>
-                <w:rFonts w:hint="eastAsia"/>
-              </w:rPr>
             </w:pPr>
             <w:r>
               <w:rPr>
@@ -3754,9 +3234,6 @@
           <w:p>
             <w:pPr>
               <w:spacing w:line="360" w:lineRule="auto"/>
-              <w:rPr>
-                <w:rFonts w:hint="eastAsia"/>
-              </w:rPr>
             </w:pPr>
             <w:r>
               <w:rPr>
@@ -3775,9 +3252,6 @@
             <w:pPr>
               <w:spacing w:line="360" w:lineRule="auto"/>
               <w:jc w:val="center"/>
-              <w:rPr>
-                <w:rFonts w:hint="eastAsia"/>
-              </w:rPr>
             </w:pPr>
             <w:r>
               <w:rPr>
@@ -3795,9 +3269,6 @@
           <w:p>
             <w:pPr>
               <w:spacing w:line="360" w:lineRule="auto"/>
-              <w:rPr>
-                <w:rFonts w:hint="eastAsia"/>
-              </w:rPr>
             </w:pPr>
           </w:p>
         </w:tc>
@@ -3809,23 +3280,17 @@
           <w:p>
             <w:pPr>
               <w:spacing w:line="360" w:lineRule="auto"/>
-              <w:rPr>
-                <w:rFonts w:hint="eastAsia"/>
-              </w:rPr>
-            </w:pPr>
-          </w:p>
-        </w:tc>
-        <w:tc>
-          <w:tcPr>
-            <w:tcW w:w="540" w:type="pct"/>
-            <w:vAlign w:val="center"/>
-          </w:tcPr>
-          <w:p>
-            <w:pPr>
-              <w:spacing w:line="360" w:lineRule="auto"/>
-              <w:rPr>
-                <w:rFonts w:hint="eastAsia"/>
-              </w:rPr>
+            </w:pPr>
+          </w:p>
+        </w:tc>
+        <w:tc>
+          <w:tcPr>
+            <w:tcW w:w="540" w:type="pct"/>
+            <w:vAlign w:val="center"/>
+          </w:tcPr>
+          <w:p>
+            <w:pPr>
+              <w:spacing w:line="360" w:lineRule="auto"/>
             </w:pPr>
             <w:r>
               <w:rPr>
@@ -3843,9 +3308,6 @@
           <w:p>
             <w:pPr>
               <w:spacing w:line="360" w:lineRule="auto"/>
-              <w:rPr>
-                <w:rFonts w:hint="eastAsia"/>
-              </w:rPr>
             </w:pPr>
           </w:p>
         </w:tc>
@@ -3862,9 +3324,6 @@
           <w:p>
             <w:pPr>
               <w:spacing w:line="360" w:lineRule="auto"/>
-              <w:rPr>
-                <w:rFonts w:hint="eastAsia"/>
-              </w:rPr>
             </w:pPr>
           </w:p>
         </w:tc>
@@ -3876,9 +3335,6 @@
           <w:p>
             <w:pPr>
               <w:spacing w:line="360" w:lineRule="auto"/>
-              <w:rPr>
-                <w:rFonts w:hint="eastAsia"/>
-              </w:rPr>
             </w:pPr>
           </w:p>
         </w:tc>
@@ -3890,9 +3346,6 @@
           <w:p>
             <w:pPr>
               <w:spacing w:line="360" w:lineRule="auto"/>
-              <w:rPr>
-                <w:rFonts w:hint="eastAsia"/>
-              </w:rPr>
             </w:pPr>
           </w:p>
         </w:tc>
@@ -3904,9 +3357,6 @@
           <w:p>
             <w:pPr>
               <w:spacing w:line="360" w:lineRule="auto"/>
-              <w:rPr>
-                <w:rFonts w:hint="eastAsia"/>
-              </w:rPr>
             </w:pPr>
           </w:p>
         </w:tc>
@@ -3919,23 +3369,17 @@
             <w:pPr>
               <w:spacing w:line="360" w:lineRule="auto"/>
               <w:jc w:val="center"/>
-              <w:rPr>
-                <w:rFonts w:hint="eastAsia"/>
-              </w:rPr>
-            </w:pPr>
-          </w:p>
-        </w:tc>
-        <w:tc>
-          <w:tcPr>
-            <w:tcW w:w="540" w:type="pct"/>
-            <w:vAlign w:val="center"/>
-          </w:tcPr>
-          <w:p>
-            <w:pPr>
-              <w:spacing w:line="360" w:lineRule="auto"/>
-              <w:rPr>
-                <w:rFonts w:hint="eastAsia"/>
-              </w:rPr>
+            </w:pPr>
+          </w:p>
+        </w:tc>
+        <w:tc>
+          <w:tcPr>
+            <w:tcW w:w="540" w:type="pct"/>
+            <w:vAlign w:val="center"/>
+          </w:tcPr>
+          <w:p>
+            <w:pPr>
+              <w:spacing w:line="360" w:lineRule="auto"/>
             </w:pPr>
           </w:p>
         </w:tc>
@@ -3947,23 +3391,17 @@
           <w:p>
             <w:pPr>
               <w:spacing w:line="360" w:lineRule="auto"/>
-              <w:rPr>
-                <w:rFonts w:hint="eastAsia"/>
-              </w:rPr>
-            </w:pPr>
-          </w:p>
-        </w:tc>
-        <w:tc>
-          <w:tcPr>
-            <w:tcW w:w="540" w:type="pct"/>
-            <w:vAlign w:val="center"/>
-          </w:tcPr>
-          <w:p>
-            <w:pPr>
-              <w:spacing w:line="360" w:lineRule="auto"/>
-              <w:rPr>
-                <w:rFonts w:hint="eastAsia"/>
-              </w:rPr>
+            </w:pPr>
+          </w:p>
+        </w:tc>
+        <w:tc>
+          <w:tcPr>
+            <w:tcW w:w="540" w:type="pct"/>
+            <w:vAlign w:val="center"/>
+          </w:tcPr>
+          <w:p>
+            <w:pPr>
+              <w:spacing w:line="360" w:lineRule="auto"/>
             </w:pPr>
           </w:p>
         </w:tc>
@@ -3975,9 +3413,6 @@
           <w:p>
             <w:pPr>
               <w:spacing w:line="360" w:lineRule="auto"/>
-              <w:rPr>
-                <w:rFonts w:hint="eastAsia"/>
-              </w:rPr>
             </w:pPr>
           </w:p>
         </w:tc>
@@ -3994,9 +3429,6 @@
           <w:p>
             <w:pPr>
               <w:spacing w:line="360" w:lineRule="auto"/>
-              <w:rPr>
-                <w:rFonts w:hint="eastAsia"/>
-              </w:rPr>
             </w:pPr>
           </w:p>
         </w:tc>
@@ -4008,9 +3440,6 @@
           <w:p>
             <w:pPr>
               <w:spacing w:line="360" w:lineRule="auto"/>
-              <w:rPr>
-                <w:rFonts w:hint="eastAsia"/>
-              </w:rPr>
             </w:pPr>
           </w:p>
         </w:tc>
@@ -4022,9 +3451,6 @@
           <w:p>
             <w:pPr>
               <w:spacing w:line="360" w:lineRule="auto"/>
-              <w:rPr>
-                <w:rFonts w:hint="eastAsia"/>
-              </w:rPr>
             </w:pPr>
           </w:p>
         </w:tc>
@@ -4036,9 +3462,6 @@
           <w:p>
             <w:pPr>
               <w:spacing w:line="360" w:lineRule="auto"/>
-              <w:rPr>
-                <w:rFonts w:hint="eastAsia"/>
-              </w:rPr>
             </w:pPr>
           </w:p>
         </w:tc>
@@ -4051,23 +3474,17 @@
             <w:pPr>
               <w:spacing w:line="360" w:lineRule="auto"/>
               <w:jc w:val="center"/>
-              <w:rPr>
-                <w:rFonts w:hint="eastAsia"/>
-              </w:rPr>
-            </w:pPr>
-          </w:p>
-        </w:tc>
-        <w:tc>
-          <w:tcPr>
-            <w:tcW w:w="540" w:type="pct"/>
-            <w:vAlign w:val="center"/>
-          </w:tcPr>
-          <w:p>
-            <w:pPr>
-              <w:spacing w:line="360" w:lineRule="auto"/>
-              <w:rPr>
-                <w:rFonts w:hint="eastAsia"/>
-              </w:rPr>
+            </w:pPr>
+          </w:p>
+        </w:tc>
+        <w:tc>
+          <w:tcPr>
+            <w:tcW w:w="540" w:type="pct"/>
+            <w:vAlign w:val="center"/>
+          </w:tcPr>
+          <w:p>
+            <w:pPr>
+              <w:spacing w:line="360" w:lineRule="auto"/>
             </w:pPr>
           </w:p>
         </w:tc>
@@ -4079,23 +3496,17 @@
           <w:p>
             <w:pPr>
               <w:spacing w:line="360" w:lineRule="auto"/>
-              <w:rPr>
-                <w:rFonts w:hint="eastAsia"/>
-              </w:rPr>
-            </w:pPr>
-          </w:p>
-        </w:tc>
-        <w:tc>
-          <w:tcPr>
-            <w:tcW w:w="540" w:type="pct"/>
-            <w:vAlign w:val="center"/>
-          </w:tcPr>
-          <w:p>
-            <w:pPr>
-              <w:spacing w:line="360" w:lineRule="auto"/>
-              <w:rPr>
-                <w:rFonts w:hint="eastAsia"/>
-              </w:rPr>
+            </w:pPr>
+          </w:p>
+        </w:tc>
+        <w:tc>
+          <w:tcPr>
+            <w:tcW w:w="540" w:type="pct"/>
+            <w:vAlign w:val="center"/>
+          </w:tcPr>
+          <w:p>
+            <w:pPr>
+              <w:spacing w:line="360" w:lineRule="auto"/>
             </w:pPr>
           </w:p>
         </w:tc>
@@ -4107,9 +3518,6 @@
           <w:p>
             <w:pPr>
               <w:spacing w:line="360" w:lineRule="auto"/>
-              <w:rPr>
-                <w:rFonts w:hint="eastAsia"/>
-              </w:rPr>
             </w:pPr>
           </w:p>
         </w:tc>
@@ -4119,9 +3527,6 @@
       <w:pPr>
         <w:adjustRightInd w:val="0"/>
         <w:snapToGrid w:val="0"/>
-        <w:rPr>
-          <w:rFonts w:hint="eastAsia"/>
-        </w:rPr>
       </w:pPr>
     </w:p>
     <w:p>
